--- a/downloads/teacher/04 Units/Unit 07 - Capstone - Launch Career Readiness and FACS Shark Tank/Lesson 07.11 - Shark Tank Showdown.docx
+++ b/downloads/teacher/04 Units/Unit 07 - Capstone - Launch Career Readiness and FACS Shark Tank/Lesson 07.11 - Shark Tank Showdown.docx
@@ -278,23 +278,41 @@
       <w:r>
         <w:t xml:space="preserve">By the end of this lesson, students will be able to:</w:t>
       </w:r>
-      <w:r>
-        <w:t xml:space="preserve"> </w:t>
-      </w:r>
-      <w:r>
-        <w:t xml:space="preserve">1. (Low) Deliver their part of the team’s 60-second pitch with the five panels visible and the prototype in hand, staying inside 60 seconds.</w:t>
-      </w:r>
-      <w:r>
-        <w:t xml:space="preserve"> </w:t>
-      </w:r>
-      <w:r>
-        <w:t xml:space="preserve">2. (Mid) Answer at least one unplanned question from a judge in 90 seconds of team question time, giving a direct answer with a number or a piece of evidence from their own research.</w:t>
-      </w:r>
-      <w:r>
-        <w:t xml:space="preserve"> </w:t>
-      </w:r>
-      <w:r>
-        <w:t xml:space="preserve">3. (High) Score every other team on the audience scoring sheet against four criteria, and defend one award vote in one sentence naming the evidence they heard.</w:t>
+    </w:p>
+    <w:p>
+      <w:pPr>
+        <w:numPr>
+          <w:ilvl w:val="0"/>
+          <w:numId w:val="1002"/>
+        </w:numPr>
+        <w:pStyle w:val="Compact"/>
+      </w:pPr>
+      <w:r>
+        <w:t xml:space="preserve">(Low) Deliver their part of the team’s 60-second pitch with the five panels visible and the prototype in hand, staying inside 60 seconds.</w:t>
+      </w:r>
+    </w:p>
+    <w:p>
+      <w:pPr>
+        <w:numPr>
+          <w:ilvl w:val="0"/>
+          <w:numId w:val="1002"/>
+        </w:numPr>
+        <w:pStyle w:val="Compact"/>
+      </w:pPr>
+      <w:r>
+        <w:t xml:space="preserve">(Mid) Answer at least one unplanned question from a judge in 90 seconds of team question time, giving a direct answer with a number or a piece of evidence from their own research.</w:t>
+      </w:r>
+    </w:p>
+    <w:p>
+      <w:pPr>
+        <w:numPr>
+          <w:ilvl w:val="0"/>
+          <w:numId w:val="1002"/>
+        </w:numPr>
+        <w:pStyle w:val="Compact"/>
+      </w:pPr>
+      <w:r>
+        <w:t xml:space="preserve">(High) Score every other team on the audience scoring sheet against four criteria, and defend one award vote in one sentence naming the evidence they heard.</w:t>
       </w:r>
     </w:p>
     <w:p>
@@ -347,7 +365,7 @@
       <w:pPr>
         <w:numPr>
           <w:ilvl w:val="0"/>
-          <w:numId w:val="1002"/>
+          <w:numId w:val="1003"/>
         </w:numPr>
         <w:pStyle w:val="Compact"/>
       </w:pPr>
@@ -365,7 +383,7 @@
       <w:pPr>
         <w:numPr>
           <w:ilvl w:val="0"/>
-          <w:numId w:val="1002"/>
+          <w:numId w:val="1003"/>
         </w:numPr>
         <w:pStyle w:val="Compact"/>
       </w:pPr>
@@ -383,7 +401,7 @@
       <w:pPr>
         <w:numPr>
           <w:ilvl w:val="0"/>
-          <w:numId w:val="1002"/>
+          <w:numId w:val="1003"/>
         </w:numPr>
         <w:pStyle w:val="Compact"/>
       </w:pPr>
@@ -395,7 +413,7 @@
       <w:pPr>
         <w:numPr>
           <w:ilvl w:val="0"/>
-          <w:numId w:val="1002"/>
+          <w:numId w:val="1003"/>
         </w:numPr>
         <w:pStyle w:val="Compact"/>
       </w:pPr>
@@ -407,7 +425,7 @@
       <w:pPr>
         <w:numPr>
           <w:ilvl w:val="0"/>
-          <w:numId w:val="1002"/>
+          <w:numId w:val="1003"/>
         </w:numPr>
         <w:pStyle w:val="Compact"/>
       </w:pPr>
@@ -419,7 +437,7 @@
       <w:pPr>
         <w:numPr>
           <w:ilvl w:val="0"/>
-          <w:numId w:val="1002"/>
+          <w:numId w:val="1003"/>
         </w:numPr>
         <w:pStyle w:val="Compact"/>
       </w:pPr>
@@ -431,7 +449,7 @@
       <w:pPr>
         <w:numPr>
           <w:ilvl w:val="0"/>
-          <w:numId w:val="1002"/>
+          <w:numId w:val="1003"/>
         </w:numPr>
         <w:pStyle w:val="Compact"/>
       </w:pPr>
@@ -461,7 +479,7 @@
       <w:pPr>
         <w:numPr>
           <w:ilvl w:val="0"/>
-          <w:numId w:val="1002"/>
+          <w:numId w:val="1003"/>
         </w:numPr>
         <w:pStyle w:val="Compact"/>
       </w:pPr>
@@ -473,7 +491,7 @@
       <w:pPr>
         <w:numPr>
           <w:ilvl w:val="0"/>
-          <w:numId w:val="1002"/>
+          <w:numId w:val="1003"/>
         </w:numPr>
         <w:pStyle w:val="Compact"/>
       </w:pPr>
@@ -485,7 +503,7 @@
       <w:pPr>
         <w:numPr>
           <w:ilvl w:val="0"/>
-          <w:numId w:val="1002"/>
+          <w:numId w:val="1003"/>
         </w:numPr>
         <w:pStyle w:val="Compact"/>
       </w:pPr>
@@ -506,7 +524,7 @@
       <w:pPr>
         <w:numPr>
           <w:ilvl w:val="0"/>
-          <w:numId w:val="1002"/>
+          <w:numId w:val="1003"/>
         </w:numPr>
         <w:pStyle w:val="Compact"/>
       </w:pPr>
@@ -563,15 +581,15 @@
       <w:r>
         <w:t xml:space="preserve">What each judge gets: the one-page briefing, the running order, a packet of judge sheets, and three instructions said out loud at the door:</w:t>
       </w:r>
-      <w:r>
-        <w:t xml:space="preserve"> </w:t>
-      </w:r>
-      <w:r>
-        <w:t xml:space="preserve">1.</w:t>
-      </w:r>
-      <w:r>
-        <w:t xml:space="preserve"> </w:t>
-      </w:r>
+    </w:p>
+    <w:p>
+      <w:pPr>
+        <w:numPr>
+          <w:ilvl w:val="0"/>
+          <w:numId w:val="1004"/>
+        </w:numPr>
+        <w:pStyle w:val="Compact"/>
+      </w:pPr>
       <w:r>
         <w:rPr>
           <w:b/>
@@ -584,15 +602,15 @@
       <w:r>
         <w:t xml:space="preserve">The sheets are collected and read; they are not the grade of record, and say so to the judges, because it changes how honestly they write.</w:t>
       </w:r>
-      <w:r>
-        <w:t xml:space="preserve"> </w:t>
-      </w:r>
-      <w:r>
-        <w:t xml:space="preserve">2.</w:t>
-      </w:r>
-      <w:r>
-        <w:t xml:space="preserve"> </w:t>
-      </w:r>
+    </w:p>
+    <w:p>
+      <w:pPr>
+        <w:numPr>
+          <w:ilvl w:val="0"/>
+          <w:numId w:val="1004"/>
+        </w:numPr>
+        <w:pStyle w:val="Compact"/>
+      </w:pPr>
       <w:r>
         <w:rPr>
           <w:b/>
@@ -605,15 +623,15 @@
       <w:r>
         <w:t xml:space="preserve">Good questions are the three on the briefing: what is your margin, who already does this, what is the first thing you would do with the money. A judge may ask something else; they may not give a speech.</w:t>
       </w:r>
-      <w:r>
-        <w:t xml:space="preserve"> </w:t>
-      </w:r>
-      <w:r>
-        <w:t xml:space="preserve">3.</w:t>
-      </w:r>
-      <w:r>
-        <w:t xml:space="preserve"> </w:t>
-      </w:r>
+    </w:p>
+    <w:p>
+      <w:pPr>
+        <w:numPr>
+          <w:ilvl w:val="0"/>
+          <w:numId w:val="1004"/>
+        </w:numPr>
+        <w:pStyle w:val="Compact"/>
+      </w:pPr>
       <w:r>
         <w:rPr>
           <w:b/>
@@ -1380,67 +1398,121 @@
       <w:r>
         <w:t xml:space="preserve">Monitor understanding:</w:t>
       </w:r>
-      <w:r>
-        <w:t xml:space="preserve"> </w:t>
-      </w:r>
-      <w:r>
-        <w:t xml:space="preserve">- What is your margin on one unit?</w:t>
-      </w:r>
-      <w:r>
-        <w:t xml:space="preserve"> </w:t>
-      </w:r>
-      <w:r>
-        <w:t xml:space="preserve">- Say your break-even as a sentence.</w:t>
-      </w:r>
-      <w:r>
-        <w:t xml:space="preserve"> </w:t>
-      </w:r>
-      <w:r>
-        <w:t xml:space="preserve">- Who told you they would buy this? What exactly did they say?</w:t>
-      </w:r>
-      <w:r>
-        <w:t xml:space="preserve"> </w:t>
-      </w:r>
-      <w:r>
-        <w:t xml:space="preserve">- Which unit’s skill did you use to build that?</w:t>
-      </w:r>
-    </w:p>
-    <w:p>
-      <w:pPr>
-        <w:pStyle w:val="BodyText"/>
+    </w:p>
+    <w:p>
+      <w:pPr>
+        <w:numPr>
+          <w:ilvl w:val="0"/>
+          <w:numId w:val="1005"/>
+        </w:numPr>
+        <w:pStyle w:val="Compact"/>
+      </w:pPr>
+      <w:r>
+        <w:t xml:space="preserve">What is your margin on one unit?</w:t>
+      </w:r>
+    </w:p>
+    <w:p>
+      <w:pPr>
+        <w:numPr>
+          <w:ilvl w:val="0"/>
+          <w:numId w:val="1005"/>
+        </w:numPr>
+        <w:pStyle w:val="Compact"/>
+      </w:pPr>
+      <w:r>
+        <w:t xml:space="preserve">Say your break-even as a sentence.</w:t>
+      </w:r>
+    </w:p>
+    <w:p>
+      <w:pPr>
+        <w:numPr>
+          <w:ilvl w:val="0"/>
+          <w:numId w:val="1005"/>
+        </w:numPr>
+        <w:pStyle w:val="Compact"/>
+      </w:pPr>
+      <w:r>
+        <w:t xml:space="preserve">Who told you they would buy this? What exactly did they say?</w:t>
+      </w:r>
+    </w:p>
+    <w:p>
+      <w:pPr>
+        <w:numPr>
+          <w:ilvl w:val="0"/>
+          <w:numId w:val="1005"/>
+        </w:numPr>
+        <w:pStyle w:val="Compact"/>
+      </w:pPr>
+      <w:r>
+        <w:t xml:space="preserve">Which unit’s skill did you use to build that?</w:t>
+      </w:r>
+    </w:p>
+    <w:p>
+      <w:pPr>
+        <w:pStyle w:val="FirstParagraph"/>
       </w:pPr>
       <w:r>
         <w:t xml:space="preserve">Deepen learning:</w:t>
       </w:r>
-      <w:r>
-        <w:t xml:space="preserve"> </w:t>
-      </w:r>
-      <w:r>
-        <w:t xml:space="preserve">- Somebody in this room could copy your idea by Monday. Why would a customer still pick you?</w:t>
-      </w:r>
-      <w:r>
-        <w:t xml:space="preserve"> </w:t>
-      </w:r>
-      <w:r>
-        <w:t xml:space="preserve">- Your interview said three dollars and your price is six. Talk me through that.</w:t>
-      </w:r>
-      <w:r>
-        <w:t xml:space="preserve"> </w:t>
-      </w:r>
-      <w:r>
-        <w:t xml:space="preserve">- What is the first thing you would do with the money you just asked for?</w:t>
-      </w:r>
-      <w:r>
-        <w:t xml:space="preserve"> </w:t>
-      </w:r>
-      <w:r>
-        <w:t xml:space="preserve">- What did you get wrong when you started, and how do you know?</w:t>
-      </w:r>
-      <w:r>
-        <w:t xml:space="preserve"> </w:t>
-      </w:r>
-      <w:r>
-        <w:t xml:space="preserve">- If this does not work, what is the reason it will not work?</w:t>
+    </w:p>
+    <w:p>
+      <w:pPr>
+        <w:numPr>
+          <w:ilvl w:val="0"/>
+          <w:numId w:val="1006"/>
+        </w:numPr>
+        <w:pStyle w:val="Compact"/>
+      </w:pPr>
+      <w:r>
+        <w:t xml:space="preserve">Somebody in this room could copy your idea by Monday. Why would a customer still pick you?</w:t>
+      </w:r>
+    </w:p>
+    <w:p>
+      <w:pPr>
+        <w:numPr>
+          <w:ilvl w:val="0"/>
+          <w:numId w:val="1006"/>
+        </w:numPr>
+        <w:pStyle w:val="Compact"/>
+      </w:pPr>
+      <w:r>
+        <w:t xml:space="preserve">Your interview said three dollars and your price is six. Talk me through that.</w:t>
+      </w:r>
+    </w:p>
+    <w:p>
+      <w:pPr>
+        <w:numPr>
+          <w:ilvl w:val="0"/>
+          <w:numId w:val="1006"/>
+        </w:numPr>
+        <w:pStyle w:val="Compact"/>
+      </w:pPr>
+      <w:r>
+        <w:t xml:space="preserve">What is the first thing you would do with the money you just asked for?</w:t>
+      </w:r>
+    </w:p>
+    <w:p>
+      <w:pPr>
+        <w:numPr>
+          <w:ilvl w:val="0"/>
+          <w:numId w:val="1006"/>
+        </w:numPr>
+        <w:pStyle w:val="Compact"/>
+      </w:pPr>
+      <w:r>
+        <w:t xml:space="preserve">What did you get wrong when you started, and how do you know?</w:t>
+      </w:r>
+    </w:p>
+    <w:p>
+      <w:pPr>
+        <w:numPr>
+          <w:ilvl w:val="0"/>
+          <w:numId w:val="1006"/>
+        </w:numPr>
+        <w:pStyle w:val="Compact"/>
+      </w:pPr>
+      <w:r>
+        <w:t xml:space="preserve">If this does not work, what is the reason it will not work?</w:t>
       </w:r>
     </w:p>
     <w:p>
@@ -1567,7 +1639,7 @@
       <w:pPr>
         <w:numPr>
           <w:ilvl w:val="0"/>
-          <w:numId w:val="1003"/>
+          <w:numId w:val="1007"/>
         </w:numPr>
         <w:pStyle w:val="Compact"/>
       </w:pPr>
@@ -1591,7 +1663,7 @@
       <w:pPr>
         <w:numPr>
           <w:ilvl w:val="0"/>
-          <w:numId w:val="1003"/>
+          <w:numId w:val="1007"/>
         </w:numPr>
         <w:pStyle w:val="Compact"/>
       </w:pPr>
@@ -1603,7 +1675,7 @@
       <w:pPr>
         <w:numPr>
           <w:ilvl w:val="0"/>
-          <w:numId w:val="1003"/>
+          <w:numId w:val="1007"/>
         </w:numPr>
         <w:pStyle w:val="Compact"/>
       </w:pPr>
@@ -1627,7 +1699,7 @@
       <w:pPr>
         <w:numPr>
           <w:ilvl w:val="0"/>
-          <w:numId w:val="1003"/>
+          <w:numId w:val="1007"/>
         </w:numPr>
         <w:pStyle w:val="Compact"/>
       </w:pPr>
@@ -1639,7 +1711,7 @@
       <w:pPr>
         <w:numPr>
           <w:ilvl w:val="0"/>
-          <w:numId w:val="1003"/>
+          <w:numId w:val="1007"/>
         </w:numPr>
         <w:pStyle w:val="Compact"/>
       </w:pPr>
@@ -1651,7 +1723,7 @@
       <w:pPr>
         <w:numPr>
           <w:ilvl w:val="0"/>
-          <w:numId w:val="1003"/>
+          <w:numId w:val="1007"/>
         </w:numPr>
         <w:pStyle w:val="Compact"/>
       </w:pPr>
@@ -2095,7 +2167,7 @@
       <w:pPr>
         <w:numPr>
           <w:ilvl w:val="0"/>
-          <w:numId w:val="1004"/>
+          <w:numId w:val="1008"/>
         </w:numPr>
         <w:pStyle w:val="Compact"/>
       </w:pPr>
@@ -2107,7 +2179,7 @@
       <w:pPr>
         <w:numPr>
           <w:ilvl w:val="0"/>
-          <w:numId w:val="1004"/>
+          <w:numId w:val="1008"/>
         </w:numPr>
         <w:pStyle w:val="Compact"/>
       </w:pPr>
@@ -2119,7 +2191,7 @@
       <w:pPr>
         <w:numPr>
           <w:ilvl w:val="0"/>
-          <w:numId w:val="1004"/>
+          <w:numId w:val="1008"/>
         </w:numPr>
         <w:pStyle w:val="Compact"/>
       </w:pPr>
@@ -2152,7 +2224,7 @@
       <w:pPr>
         <w:numPr>
           <w:ilvl w:val="0"/>
-          <w:numId w:val="1004"/>
+          <w:numId w:val="1008"/>
         </w:numPr>
         <w:pStyle w:val="Compact"/>
       </w:pPr>
@@ -2164,7 +2236,7 @@
       <w:pPr>
         <w:numPr>
           <w:ilvl w:val="0"/>
-          <w:numId w:val="1004"/>
+          <w:numId w:val="1008"/>
         </w:numPr>
         <w:pStyle w:val="Compact"/>
       </w:pPr>
@@ -2194,7 +2266,7 @@
       <w:pPr>
         <w:numPr>
           <w:ilvl w:val="0"/>
-          <w:numId w:val="1004"/>
+          <w:numId w:val="1008"/>
         </w:numPr>
         <w:pStyle w:val="Compact"/>
       </w:pPr>
@@ -2252,7 +2324,7 @@
       <w:pPr>
         <w:numPr>
           <w:ilvl w:val="0"/>
-          <w:numId w:val="1005"/>
+          <w:numId w:val="1009"/>
         </w:numPr>
         <w:pStyle w:val="Compact"/>
       </w:pPr>
@@ -2264,7 +2336,7 @@
       <w:pPr>
         <w:numPr>
           <w:ilvl w:val="0"/>
-          <w:numId w:val="1005"/>
+          <w:numId w:val="1009"/>
         </w:numPr>
         <w:pStyle w:val="Compact"/>
       </w:pPr>
@@ -2276,7 +2348,7 @@
       <w:pPr>
         <w:numPr>
           <w:ilvl w:val="0"/>
-          <w:numId w:val="1005"/>
+          <w:numId w:val="1009"/>
         </w:numPr>
         <w:pStyle w:val="Compact"/>
       </w:pPr>
@@ -2288,7 +2360,7 @@
       <w:pPr>
         <w:numPr>
           <w:ilvl w:val="0"/>
-          <w:numId w:val="1005"/>
+          <w:numId w:val="1009"/>
         </w:numPr>
         <w:pStyle w:val="Compact"/>
       </w:pPr>
@@ -2300,7 +2372,7 @@
       <w:pPr>
         <w:numPr>
           <w:ilvl w:val="0"/>
-          <w:numId w:val="1005"/>
+          <w:numId w:val="1009"/>
         </w:numPr>
         <w:pStyle w:val="Compact"/>
       </w:pPr>
@@ -2312,7 +2384,7 @@
       <w:pPr>
         <w:numPr>
           <w:ilvl w:val="0"/>
-          <w:numId w:val="1005"/>
+          <w:numId w:val="1009"/>
         </w:numPr>
         <w:pStyle w:val="Compact"/>
       </w:pPr>
@@ -2324,7 +2396,7 @@
       <w:pPr>
         <w:numPr>
           <w:ilvl w:val="0"/>
-          <w:numId w:val="1005"/>
+          <w:numId w:val="1009"/>
         </w:numPr>
         <w:pStyle w:val="Compact"/>
       </w:pPr>
@@ -2336,7 +2408,7 @@
       <w:pPr>
         <w:numPr>
           <w:ilvl w:val="0"/>
-          <w:numId w:val="1005"/>
+          <w:numId w:val="1009"/>
         </w:numPr>
         <w:pStyle w:val="Compact"/>
       </w:pPr>
@@ -2348,7 +2420,7 @@
       <w:pPr>
         <w:numPr>
           <w:ilvl w:val="0"/>
-          <w:numId w:val="1005"/>
+          <w:numId w:val="1009"/>
         </w:numPr>
         <w:pStyle w:val="Compact"/>
       </w:pPr>
@@ -2369,7 +2441,7 @@
       <w:pPr>
         <w:numPr>
           <w:ilvl w:val="0"/>
-          <w:numId w:val="1005"/>
+          <w:numId w:val="1009"/>
         </w:numPr>
         <w:pStyle w:val="Compact"/>
       </w:pPr>
@@ -2665,6 +2737,118 @@
       </w:pPr>
     </w:lvl>
   </w:abstractNum>
+  <w:abstractNum w:abstractNumId="99411">
+    <w:nsid w:val="71315dca"/>
+    <w:multiLevelType w:val="multilevel"/>
+    <w:lvl w:ilvl="0">
+      <w:start w:val="1"/>
+      <w:numFmt w:val="decimal"/>
+      <w:lvlText w:val="%1."/>
+      <w:lvlJc w:val="left"/>
+      <w:pPr>
+        <w:tabs>
+          <w:tab w:val="num" w:pos="0"/>
+        </w:tabs>
+        <w:ind w:left="480" w:hanging="480"/>
+      </w:pPr>
+    </w:lvl>
+    <w:lvl w:ilvl="1">
+      <w:start w:val="1"/>
+      <w:numFmt w:val="decimal"/>
+      <w:lvlText w:val="%2."/>
+      <w:lvlJc w:val="left"/>
+      <w:pPr>
+        <w:tabs>
+          <w:tab w:val="num" w:pos="720"/>
+        </w:tabs>
+        <w:ind w:left="1200" w:hanging="480"/>
+      </w:pPr>
+    </w:lvl>
+    <w:lvl w:ilvl="2">
+      <w:start w:val="1"/>
+      <w:numFmt w:val="decimal"/>
+      <w:lvlText w:val="%3."/>
+      <w:lvlJc w:val="left"/>
+      <w:pPr>
+        <w:tabs>
+          <w:tab w:val="num" w:pos="1440"/>
+        </w:tabs>
+        <w:ind w:left="1920" w:hanging="480"/>
+      </w:pPr>
+    </w:lvl>
+    <w:lvl w:ilvl="3">
+      <w:start w:val="1"/>
+      <w:numFmt w:val="decimal"/>
+      <w:lvlText w:val="%4."/>
+      <w:lvlJc w:val="left"/>
+      <w:pPr>
+        <w:tabs>
+          <w:tab w:val="num" w:pos="2160"/>
+        </w:tabs>
+        <w:ind w:left="2640" w:hanging="480"/>
+      </w:pPr>
+    </w:lvl>
+    <w:lvl w:ilvl="4">
+      <w:start w:val="1"/>
+      <w:numFmt w:val="decimal"/>
+      <w:lvlText w:val="%5."/>
+      <w:lvlJc w:val="left"/>
+      <w:pPr>
+        <w:tabs>
+          <w:tab w:val="num" w:pos="2880"/>
+        </w:tabs>
+        <w:ind w:left="3360" w:hanging="480"/>
+      </w:pPr>
+    </w:lvl>
+    <w:lvl w:ilvl="5">
+      <w:start w:val="1"/>
+      <w:numFmt w:val="decimal"/>
+      <w:lvlText w:val="%6."/>
+      <w:lvlJc w:val="left"/>
+      <w:pPr>
+        <w:tabs>
+          <w:tab w:val="num" w:pos="3600"/>
+        </w:tabs>
+        <w:ind w:left="4080" w:hanging="480"/>
+      </w:pPr>
+    </w:lvl>
+    <w:lvl w:ilvl="6">
+      <w:start w:val="1"/>
+      <w:numFmt w:val="decimal"/>
+      <w:lvlText w:val="%7."/>
+      <w:lvlJc w:val="left"/>
+      <w:pPr>
+        <w:tabs>
+          <w:tab w:val="num" w:pos="4320"/>
+        </w:tabs>
+        <w:ind w:left="4800" w:hanging="480"/>
+      </w:pPr>
+    </w:lvl>
+    <w:lvl w:ilvl="7">
+      <w:start w:val="1"/>
+      <w:numFmt w:val="decimal"/>
+      <w:lvlText w:val="%8."/>
+      <w:lvlJc w:val="left"/>
+      <w:pPr>
+        <w:tabs>
+          <w:tab w:val="num" w:pos="5040"/>
+        </w:tabs>
+        <w:ind w:left="5520" w:hanging="480"/>
+      </w:pPr>
+    </w:lvl>
+    <w:lvl w:ilvl="8">
+      <w:start w:val="1"/>
+      <w:numFmt w:val="decimal"/>
+      <w:lvlText w:val="%9."/>
+      <w:lvlJc w:val="left"/>
+      <w:pPr>
+        <w:tabs>
+          <w:tab w:val="num" w:pos="5760"/>
+        </w:tabs>
+        <w:ind w:left="6240" w:hanging="480"/>
+      </w:pPr>
+    </w:lvl>
+  </w:abstractNum>
   <w:num w:numId="1000">
     <w:abstractNumId w:val="990"/>
   </w:num>
@@ -2672,15 +2856,81 @@
     <w:abstractNumId w:val="991"/>
   </w:num>
   <w:num w:numId="1002">
-    <w:abstractNumId w:val="991"/>
+    <w:abstractNumId w:val="99411"/>
+    <w:lvlOverride w:ilvl="0">
+      <w:startOverride w:val="1"/>
+    </w:lvlOverride>
+    <w:lvlOverride w:ilvl="1">
+      <w:startOverride w:val="1"/>
+    </w:lvlOverride>
+    <w:lvlOverride w:ilvl="2">
+      <w:startOverride w:val="1"/>
+    </w:lvlOverride>
+    <w:lvlOverride w:ilvl="3">
+      <w:startOverride w:val="1"/>
+    </w:lvlOverride>
+    <w:lvlOverride w:ilvl="4">
+      <w:startOverride w:val="1"/>
+    </w:lvlOverride>
+    <w:lvlOverride w:ilvl="5">
+      <w:startOverride w:val="1"/>
+    </w:lvlOverride>
+    <w:lvlOverride w:ilvl="6">
+      <w:startOverride w:val="1"/>
+    </w:lvlOverride>
+    <w:lvlOverride w:ilvl="7">
+      <w:startOverride w:val="1"/>
+    </w:lvlOverride>
+    <w:lvlOverride w:ilvl="8">
+      <w:startOverride w:val="1"/>
+    </w:lvlOverride>
   </w:num>
   <w:num w:numId="1003">
     <w:abstractNumId w:val="991"/>
   </w:num>
   <w:num w:numId="1004">
+    <w:abstractNumId w:val="99411"/>
+    <w:lvlOverride w:ilvl="0">
+      <w:startOverride w:val="1"/>
+    </w:lvlOverride>
+    <w:lvlOverride w:ilvl="1">
+      <w:startOverride w:val="1"/>
+    </w:lvlOverride>
+    <w:lvlOverride w:ilvl="2">
+      <w:startOverride w:val="1"/>
+    </w:lvlOverride>
+    <w:lvlOverride w:ilvl="3">
+      <w:startOverride w:val="1"/>
+    </w:lvlOverride>
+    <w:lvlOverride w:ilvl="4">
+      <w:startOverride w:val="1"/>
+    </w:lvlOverride>
+    <w:lvlOverride w:ilvl="5">
+      <w:startOverride w:val="1"/>
+    </w:lvlOverride>
+    <w:lvlOverride w:ilvl="6">
+      <w:startOverride w:val="1"/>
+    </w:lvlOverride>
+    <w:lvlOverride w:ilvl="7">
+      <w:startOverride w:val="1"/>
+    </w:lvlOverride>
+    <w:lvlOverride w:ilvl="8">
+      <w:startOverride w:val="1"/>
+    </w:lvlOverride>
+  </w:num>
+  <w:num w:numId="1005">
     <w:abstractNumId w:val="991"/>
   </w:num>
-  <w:num w:numId="1005">
+  <w:num w:numId="1006">
+    <w:abstractNumId w:val="991"/>
+  </w:num>
+  <w:num w:numId="1007">
+    <w:abstractNumId w:val="991"/>
+  </w:num>
+  <w:num w:numId="1008">
+    <w:abstractNumId w:val="991"/>
+  </w:num>
+  <w:num w:numId="1009">
     <w:abstractNumId w:val="991"/>
   </w:num>
 </w:numbering>

--- a/downloads/teacher/04 Units/Unit 07 - Capstone - Launch Career Readiness and FACS Shark Tank/Lesson 07.11 - Shark Tank Showdown.docx
+++ b/downloads/teacher/04 Units/Unit 07 - Capstone - Launch Career Readiness and FACS Shark Tank/Lesson 07.11 - Shark Tank Showdown.docx
@@ -465,15 +465,6 @@
         </w:rPr>
         <w:t xml:space="preserve">Most Useful. Best Numbers. Best Pitch. Most Likely To Actually Work.</w:t>
       </w:r>
-      <w:r>
-        <w:t xml:space="preserve"> </w:t>
-      </w:r>
-      <w:r>
-        <w:rPr>
-          <w:rStyle w:val="TeacherNote"/>
-        </w:rPr>
-        <w:t xml:space="preserve">[Sal: print them on card stock. A physical card a student can take home costs nothing and is the thing that ends up on a refrigerator.]</w:t>
-      </w:r>
     </w:p>
     <w:p>
       <w:pPr>
@@ -530,15 +521,6 @@
       </w:pPr>
       <w:r>
         <w:t xml:space="preserve">Setup notes: set the room before the bell. Judges arrive five minutes early and get the briefing, the packet, and the running order.</w:t>
-      </w:r>
-      <w:r>
-        <w:t xml:space="preserve"> </w:t>
-      </w:r>
-      <w:r>
-        <w:rPr>
-          <w:rStyle w:val="TeacherNote"/>
-        </w:rPr>
-        <w:t xml:space="preserve">[Sal: email the judges the one-page briefing two days ahead so nobody is reading it cold in front of students.]</w:t>
       </w:r>
     </w:p>
     <w:p>
@@ -2210,15 +2192,6 @@
       <w:r>
         <w:t xml:space="preserve">.</w:t>
       </w:r>
-      <w:r>
-        <w:t xml:space="preserve"> </w:t>
-      </w:r>
-      <w:r>
-        <w:rPr>
-          <w:rStyle w:val="TeacherNote"/>
-        </w:rPr>
-        <w:t xml:space="preserve">[Sal: confirm against the NYSED PDFs.]</w:t>
-      </w:r>
     </w:p>
     <w:p>
       <w:pPr>
@@ -2241,7 +2214,7 @@
         <w:pStyle w:val="Compact"/>
       </w:pPr>
       <w:r>
-        <w:t xml:space="preserve">Sal’s own materials: his Brentwood business packet</w:t>
+        <w:t xml:space="preserve">My own materials: my business packet</w:t>
       </w:r>
       <w:r>
         <w:t xml:space="preserve"> </w:t>
@@ -2434,22 +2407,7 @@
         <w:t xml:space="preserve"> </w:t>
       </w:r>
       <w:r>
-        <w:t xml:space="preserve">If no outside adult can come, the panel is the teacher plus three students drawn from teams that have already pitched, sitting at the judge table with the same judge sheet. Run the pitches in two halves: the first five teams pitch to a panel of the teacher and three students from teams 6 to 10, then the panel swaps. Everything else is identical, including the award cards and the audience sheet. The version with students as judges is a genuinely good lesson and not a lesser one: a student judging with a rubric in hand has to defend a score out loud, which is criterion 3 of the audience objective at a higher level. Do not cancel pitch day for lack of guests.</w:t>
-      </w:r>
-    </w:p>
-    <w:p>
-      <w:pPr>
-        <w:numPr>
-          <w:ilvl w:val="0"/>
-          <w:numId w:val="1009"/>
-        </w:numPr>
-        <w:pStyle w:val="Compact"/>
-      </w:pPr>
-      <w:r>
-        <w:rPr>
-          <w:rStyle w:val="TeacherNote"/>
-        </w:rPr>
-        <w:t xml:space="preserve">[Sal: your invitation list is the thing to build in September, not June. One administrator, one teacher, one parent, one business owner. Ask in writing, give them a date and 45 minutes, and send the briefing two days out. If you get an outside guest in year one, you will have three in year two.]</w:t>
+        <w:t xml:space="preserve">If no outside adult can come, the panel is the teacher plus three students drawn from teams that have already pitched, sitting at the judge table with the same judge sheet. Run the pitches in two halves: the first five teams pitch to a panel of the teacher and three students from teams 6 to 10, then the panel swaps. Everything else is identical, including the award cards and the audience sheet. The version with students as judges is a genuinely good lesson and not a lesser one: a student judging with a rubric in hand has to defend a score out loud, which is objective 3, the audience objective, at a higher level. Do not cancel pitch day for lack of guests.</w:t>
       </w:r>
     </w:p>
     <w:sectPr>
